--- a/tillsyn/A 61049-2025 tillsynsbegäran.docx
+++ b/tillsyn/A 61049-2025 tillsynsbegäran.docx
@@ -338,7 +338,7 @@
     <w:r>
       <w:tab/>
       <w:tab/>
-      <w:t>2025-12-19</w:t>
+      <w:t>2025-12-20</w:t>
       <w:br/>
       <w:br/>
     </w:r>

--- a/tillsyn/A 61049-2025 tillsynsbegäran.docx
+++ b/tillsyn/A 61049-2025 tillsynsbegäran.docx
@@ -338,7 +338,7 @@
     <w:r>
       <w:tab/>
       <w:tab/>
-      <w:t>2025-12-20</w:t>
+      <w:t>2025-12-21</w:t>
       <w:br/>
       <w:br/>
     </w:r>

--- a/tillsyn/A 61049-2025 tillsynsbegäran.docx
+++ b/tillsyn/A 61049-2025 tillsynsbegäran.docx
@@ -338,7 +338,7 @@
     <w:r>
       <w:tab/>
       <w:tab/>
-      <w:t>2025-12-21</w:t>
+      <w:t>2025-12-22</w:t>
       <w:br/>
       <w:br/>
     </w:r>

--- a/tillsyn/A 61049-2025 tillsynsbegäran.docx
+++ b/tillsyn/A 61049-2025 tillsynsbegäran.docx
@@ -338,7 +338,7 @@
     <w:r>
       <w:tab/>
       <w:tab/>
-      <w:t>2025-12-22</w:t>
+      <w:t>2025-12-26</w:t>
       <w:br/>
       <w:br/>
     </w:r>

--- a/tillsyn/A 61049-2025 tillsynsbegäran.docx
+++ b/tillsyn/A 61049-2025 tillsynsbegäran.docx
@@ -338,7 +338,7 @@
     <w:r>
       <w:tab/>
       <w:tab/>
-      <w:t>2025-12-26</w:t>
+      <w:t>2025-12-28</w:t>
       <w:br/>
       <w:br/>
     </w:r>

--- a/tillsyn/A 61049-2025 tillsynsbegäran.docx
+++ b/tillsyn/A 61049-2025 tillsynsbegäran.docx
@@ -338,7 +338,7 @@
     <w:r>
       <w:tab/>
       <w:tab/>
-      <w:t>2025-12-28</w:t>
+      <w:t>2025-12-29</w:t>
       <w:br/>
       <w:br/>
     </w:r>

--- a/tillsyn/A 61049-2025 tillsynsbegäran.docx
+++ b/tillsyn/A 61049-2025 tillsynsbegäran.docx
@@ -338,7 +338,7 @@
     <w:r>
       <w:tab/>
       <w:tab/>
-      <w:t>2025-12-29</w:t>
+      <w:t>2025-12-30</w:t>
       <w:br/>
       <w:br/>
     </w:r>

--- a/tillsyn/A 61049-2025 tillsynsbegäran.docx
+++ b/tillsyn/A 61049-2025 tillsynsbegäran.docx
@@ -338,7 +338,7 @@
     <w:r>
       <w:tab/>
       <w:tab/>
-      <w:t>2025-12-30</w:t>
+      <w:t>2025-12-31</w:t>
       <w:br/>
       <w:br/>
     </w:r>

--- a/tillsyn/A 61049-2025 tillsynsbegäran.docx
+++ b/tillsyn/A 61049-2025 tillsynsbegäran.docx
@@ -338,7 +338,7 @@
     <w:r>
       <w:tab/>
       <w:tab/>
-      <w:t>2025-12-31</w:t>
+      <w:t>2026-01-03</w:t>
       <w:br/>
       <w:br/>
     </w:r>

--- a/tillsyn/A 61049-2025 tillsynsbegäran.docx
+++ b/tillsyn/A 61049-2025 tillsynsbegäran.docx
@@ -338,7 +338,7 @@
     <w:r>
       <w:tab/>
       <w:tab/>
-      <w:t>2026-01-07</w:t>
+      <w:t>2026-01-08</w:t>
       <w:br/>
       <w:br/>
     </w:r>

--- a/tillsyn/A 61049-2025 tillsynsbegäran.docx
+++ b/tillsyn/A 61049-2025 tillsynsbegäran.docx
@@ -338,7 +338,7 @@
     <w:r>
       <w:tab/>
       <w:tab/>
-      <w:t>2026-01-08</w:t>
+      <w:t>2026-01-09</w:t>
       <w:br/>
       <w:br/>
     </w:r>

--- a/tillsyn/A 61049-2025 tillsynsbegäran.docx
+++ b/tillsyn/A 61049-2025 tillsynsbegäran.docx
@@ -338,7 +338,7 @@
     <w:r>
       <w:tab/>
       <w:tab/>
-      <w:t>2026-01-09</w:t>
+      <w:t>2026-01-10</w:t>
       <w:br/>
       <w:br/>
     </w:r>

--- a/tillsyn/A 61049-2025 tillsynsbegäran.docx
+++ b/tillsyn/A 61049-2025 tillsynsbegäran.docx
@@ -338,7 +338,7 @@
     <w:r>
       <w:tab/>
       <w:tab/>
-      <w:t>2026-01-10</w:t>
+      <w:t>2026-01-11</w:t>
       <w:br/>
       <w:br/>
     </w:r>

--- a/tillsyn/A 61049-2025 tillsynsbegäran.docx
+++ b/tillsyn/A 61049-2025 tillsynsbegäran.docx
@@ -338,7 +338,7 @@
     <w:r>
       <w:tab/>
       <w:tab/>
-      <w:t>2026-01-11</w:t>
+      <w:t>2026-01-12</w:t>
       <w:br/>
       <w:br/>
     </w:r>

--- a/tillsyn/A 61049-2025 tillsynsbegäran.docx
+++ b/tillsyn/A 61049-2025 tillsynsbegäran.docx
@@ -338,7 +338,7 @@
     <w:r>
       <w:tab/>
       <w:tab/>
-      <w:t>2026-01-12</w:t>
+      <w:t>2026-01-13</w:t>
       <w:br/>
       <w:br/>
     </w:r>

--- a/tillsyn/A 61049-2025 tillsynsbegäran.docx
+++ b/tillsyn/A 61049-2025 tillsynsbegäran.docx
@@ -338,7 +338,7 @@
     <w:r>
       <w:tab/>
       <w:tab/>
-      <w:t>2026-01-13</w:t>
+      <w:t>2026-01-14</w:t>
       <w:br/>
       <w:br/>
     </w:r>

--- a/tillsyn/A 61049-2025 tillsynsbegäran.docx
+++ b/tillsyn/A 61049-2025 tillsynsbegäran.docx
@@ -338,7 +338,7 @@
     <w:r>
       <w:tab/>
       <w:tab/>
-      <w:t>2026-01-14</w:t>
+      <w:t>2026-01-15</w:t>
       <w:br/>
       <w:br/>
     </w:r>

--- a/tillsyn/A 61049-2025 tillsynsbegäran.docx
+++ b/tillsyn/A 61049-2025 tillsynsbegäran.docx
@@ -338,7 +338,7 @@
     <w:r>
       <w:tab/>
       <w:tab/>
-      <w:t>2026-01-15</w:t>
+      <w:t>2026-01-16</w:t>
       <w:br/>
       <w:br/>
     </w:r>

--- a/tillsyn/A 61049-2025 tillsynsbegäran.docx
+++ b/tillsyn/A 61049-2025 tillsynsbegäran.docx
@@ -338,7 +338,7 @@
     <w:r>
       <w:tab/>
       <w:tab/>
-      <w:t>2026-01-16</w:t>
+      <w:t>2026-01-17</w:t>
       <w:br/>
       <w:br/>
     </w:r>

--- a/tillsyn/A 61049-2025 tillsynsbegäran.docx
+++ b/tillsyn/A 61049-2025 tillsynsbegäran.docx
@@ -338,7 +338,7 @@
     <w:r>
       <w:tab/>
       <w:tab/>
-      <w:t>2026-01-17</w:t>
+      <w:t>2026-01-18</w:t>
       <w:br/>
       <w:br/>
     </w:r>

--- a/tillsyn/A 61049-2025 tillsynsbegäran.docx
+++ b/tillsyn/A 61049-2025 tillsynsbegäran.docx
@@ -338,7 +338,7 @@
     <w:r>
       <w:tab/>
       <w:tab/>
-      <w:t>2026-01-18</w:t>
+      <w:t>2026-01-19</w:t>
       <w:br/>
       <w:br/>
     </w:r>

--- a/tillsyn/A 61049-2025 tillsynsbegäran.docx
+++ b/tillsyn/A 61049-2025 tillsynsbegäran.docx
@@ -338,7 +338,7 @@
     <w:r>
       <w:tab/>
       <w:tab/>
-      <w:t>2026-01-19</w:t>
+      <w:t>2026-01-20</w:t>
       <w:br/>
       <w:br/>
     </w:r>

--- a/tillsyn/A 61049-2025 tillsynsbegäran.docx
+++ b/tillsyn/A 61049-2025 tillsynsbegäran.docx
@@ -338,7 +338,7 @@
     <w:r>
       <w:tab/>
       <w:tab/>
-      <w:t>2026-01-20</w:t>
+      <w:t>2026-01-21</w:t>
       <w:br/>
       <w:br/>
     </w:r>

--- a/tillsyn/A 61049-2025 tillsynsbegäran.docx
+++ b/tillsyn/A 61049-2025 tillsynsbegäran.docx
@@ -338,7 +338,7 @@
     <w:r>
       <w:tab/>
       <w:tab/>
-      <w:t>2026-01-21</w:t>
+      <w:t>2026-01-23</w:t>
       <w:br/>
       <w:br/>
     </w:r>

--- a/tillsyn/A 61049-2025 tillsynsbegäran.docx
+++ b/tillsyn/A 61049-2025 tillsynsbegäran.docx
@@ -338,7 +338,7 @@
     <w:r>
       <w:tab/>
       <w:tab/>
-      <w:t>2026-01-23</w:t>
+      <w:t>2026-01-24</w:t>
       <w:br/>
       <w:br/>
     </w:r>

--- a/tillsyn/A 61049-2025 tillsynsbegäran.docx
+++ b/tillsyn/A 61049-2025 tillsynsbegäran.docx
@@ -338,7 +338,7 @@
     <w:r>
       <w:tab/>
       <w:tab/>
-      <w:t>2026-01-24</w:t>
+      <w:t>2026-01-25</w:t>
       <w:br/>
       <w:br/>
     </w:r>

--- a/tillsyn/A 61049-2025 tillsynsbegäran.docx
+++ b/tillsyn/A 61049-2025 tillsynsbegäran.docx
@@ -338,7 +338,7 @@
     <w:r>
       <w:tab/>
       <w:tab/>
-      <w:t>2026-01-25</w:t>
+      <w:t>2026-01-26</w:t>
       <w:br/>
       <w:br/>
     </w:r>

--- a/tillsyn/A 61049-2025 tillsynsbegäran.docx
+++ b/tillsyn/A 61049-2025 tillsynsbegäran.docx
@@ -338,7 +338,7 @@
     <w:r>
       <w:tab/>
       <w:tab/>
-      <w:t>2026-01-26</w:t>
+      <w:t>2026-01-27</w:t>
       <w:br/>
       <w:br/>
     </w:r>

--- a/tillsyn/A 61049-2025 tillsynsbegäran.docx
+++ b/tillsyn/A 61049-2025 tillsynsbegäran.docx
@@ -338,7 +338,7 @@
     <w:r>
       <w:tab/>
       <w:tab/>
-      <w:t>2026-01-27</w:t>
+      <w:t>2026-01-28</w:t>
       <w:br/>
       <w:br/>
     </w:r>

--- a/tillsyn/A 61049-2025 tillsynsbegäran.docx
+++ b/tillsyn/A 61049-2025 tillsynsbegäran.docx
@@ -125,7 +125,16 @@
         <w:t>Mindre hackspett (NT, §4)</w:t>
       </w:r>
       <w:r>
-        <w:t xml:space="preserve"> är rödlistad som nära hotad, fridlyst och prioriterad art i Skogsvårdslagen. Minskningstakten har uppgått till 25 (10–40) % under de senaste 15 åren och bedöms vara nära gränsvärdet för Sårbar (VU). (A2bc). Arten har stora revir och höga krav när det gäller förekomst av lövskog på landskapsnivå. För att häcka framgångsrikt behöver ett par cirka 40 ha äldre lövdominerad skog inom ett område på upp till 200 ha. Under vintern kan födosök även ske i äldre grandominerad skog (SLU Artdatabanken, 2021 &amp; Skogsstyrelsen, 2016).</w:t>
+        <w:t xml:space="preserve"> är rödlistad som nära hotad, fridlyst och prioriterad art i Skogsvårdslagen. Minskningstakten har uppgått till 25 (10–40) % under de senaste 15 åren och bedöms vara nära gränsvärdet för Sårbar (VU). (A2bc). Arten har stora revir och höga krav när det gäller förekomst av lövskog på landskapsnivå. För att häcka framgångsrikt behöver ett par cirka 40 ha äldre lövdominerad skog inom ett område på upp till 200 ha. Under vintern kan födosök även ske i äldre grandominerad skog. Mindre hackspett är typisk art för </w:t>
+      </w:r>
+      <w:r>
+        <w:rPr>
+          <w:i/>
+        </w:rPr>
+        <w:t>9010 Taiga, 9750 Svämlövskog, 9080 Lövsumpskog, 9030 Landhöjningsskog och 9040 Fjällbjörkskog</w:t>
+      </w:r>
+      <w:r>
+        <w:t xml:space="preserve"> (SLU Artdatabanken, 2021 &amp; Skogsstyrelsen, 2016).</w:t>
       </w:r>
     </w:p>
     <w:p>
@@ -156,7 +165,16 @@
     </w:p>
     <w:p>
       <w:r>
-        <w:t>Mindre hackspett (NT) är rödlistad som nära hotad, fridlyst och prioriterad art i Skogsvårdslagen. Minskningstakten har uppgått till 25 (10–40) % under de senaste 15 åren och bedöms vara nära gränsvärdet för Sårbar (VU). (A2bc). (SLU Artdatabanken 2021).</w:t>
+        <w:t xml:space="preserve">Mindre hackspett (NT) är rödlistad som nära hotad, fridlyst och prioriterad art i Skogsvårdslagen. Den är typisk art för </w:t>
+      </w:r>
+      <w:r>
+        <w:rPr>
+          <w:i/>
+        </w:rPr>
+        <w:t>9010 Taiga, 9750 Svämlövskog, 9080 Lövsumpskog, 9030 Landhöjningsskog och 9040 Fjällbjörkskog</w:t>
+      </w:r>
+      <w:r>
+        <w:t>. Minskningstakten har uppgått till 25 (10–40) % under de senaste 15 åren och bedöms vara nära gränsvärdet för Sårbar (VU). (A2bc). (SLU Artdatabanken 2021).</w:t>
       </w:r>
     </w:p>
     <w:p>
@@ -338,7 +356,7 @@
     <w:r>
       <w:tab/>
       <w:tab/>
-      <w:t>2026-01-28</w:t>
+      <w:t>2026-01-29</w:t>
       <w:br/>
       <w:br/>
     </w:r>

--- a/tillsyn/A 61049-2025 tillsynsbegäran.docx
+++ b/tillsyn/A 61049-2025 tillsynsbegäran.docx
@@ -356,7 +356,7 @@
     <w:r>
       <w:tab/>
       <w:tab/>
-      <w:t>2026-01-29</w:t>
+      <w:t>2026-01-30</w:t>
       <w:br/>
       <w:br/>
     </w:r>

--- a/tillsyn/A 61049-2025 tillsynsbegäran.docx
+++ b/tillsyn/A 61049-2025 tillsynsbegäran.docx
@@ -356,7 +356,7 @@
     <w:r>
       <w:tab/>
       <w:tab/>
-      <w:t>2026-01-30</w:t>
+      <w:t>2026-01-31</w:t>
       <w:br/>
       <w:br/>
     </w:r>

--- a/tillsyn/A 61049-2025 tillsynsbegäran.docx
+++ b/tillsyn/A 61049-2025 tillsynsbegäran.docx
@@ -356,7 +356,7 @@
     <w:r>
       <w:tab/>
       <w:tab/>
-      <w:t>2026-03-01</w:t>
+      <w:t>2026-03-02</w:t>
       <w:br/>
       <w:br/>
     </w:r>

--- a/tillsyn/A 61049-2025 tillsynsbegäran.docx
+++ b/tillsyn/A 61049-2025 tillsynsbegäran.docx
@@ -356,7 +356,7 @@
     <w:r>
       <w:tab/>
       <w:tab/>
-      <w:t>2026-03-02</w:t>
+      <w:t>2026-03-03</w:t>
       <w:br/>
       <w:br/>
     </w:r>

--- a/tillsyn/A 61049-2025 tillsynsbegäran.docx
+++ b/tillsyn/A 61049-2025 tillsynsbegäran.docx
@@ -356,7 +356,7 @@
     <w:r>
       <w:tab/>
       <w:tab/>
-      <w:t>2026-03-03</w:t>
+      <w:t>2026-03-04</w:t>
       <w:br/>
       <w:br/>
     </w:r>

--- a/tillsyn/A 61049-2025 tillsynsbegäran.docx
+++ b/tillsyn/A 61049-2025 tillsynsbegäran.docx
@@ -356,7 +356,7 @@
     <w:r>
       <w:tab/>
       <w:tab/>
-      <w:t>2026-03-04</w:t>
+      <w:t>2026-03-05</w:t>
       <w:br/>
       <w:br/>
     </w:r>

--- a/tillsyn/A 61049-2025 tillsynsbegäran.docx
+++ b/tillsyn/A 61049-2025 tillsynsbegäran.docx
@@ -356,7 +356,7 @@
     <w:r>
       <w:tab/>
       <w:tab/>
-      <w:t>2026-03-05</w:t>
+      <w:t>2026-03-06</w:t>
       <w:br/>
       <w:br/>
     </w:r>

--- a/tillsyn/A 61049-2025 tillsynsbegäran.docx
+++ b/tillsyn/A 61049-2025 tillsynsbegäran.docx
@@ -356,7 +356,7 @@
     <w:r>
       <w:tab/>
       <w:tab/>
-      <w:t>2026-03-06</w:t>
+      <w:t>2026-03-07</w:t>
       <w:br/>
       <w:br/>
     </w:r>

--- a/tillsyn/A 61049-2025 tillsynsbegäran.docx
+++ b/tillsyn/A 61049-2025 tillsynsbegäran.docx
@@ -356,7 +356,7 @@
     <w:r>
       <w:tab/>
       <w:tab/>
-      <w:t>2026-03-07</w:t>
+      <w:t>2026-03-08</w:t>
       <w:br/>
       <w:br/>
     </w:r>

--- a/tillsyn/A 61049-2025 tillsynsbegäran.docx
+++ b/tillsyn/A 61049-2025 tillsynsbegäran.docx
@@ -356,7 +356,7 @@
     <w:r>
       <w:tab/>
       <w:tab/>
-      <w:t>2026-03-08</w:t>
+      <w:t>2026-03-09</w:t>
       <w:br/>
       <w:br/>
     </w:r>

--- a/tillsyn/A 61049-2025 tillsynsbegäran.docx
+++ b/tillsyn/A 61049-2025 tillsynsbegäran.docx
@@ -356,7 +356,7 @@
     <w:r>
       <w:tab/>
       <w:tab/>
-      <w:t>2026-03-09</w:t>
+      <w:t>2026-03-10</w:t>
       <w:br/>
       <w:br/>
     </w:r>

--- a/tillsyn/A 61049-2025 tillsynsbegäran.docx
+++ b/tillsyn/A 61049-2025 tillsynsbegäran.docx
@@ -134,7 +134,7 @@
         <w:t>9010 Taiga, 9750 Svämlövskog, 9080 Lövsumpskog, 9030 Landhöjningsskog och 9040 Fjällbjörkskog</w:t>
       </w:r>
       <w:r>
-        <w:t xml:space="preserve"> (SLU Artdatabanken, 2021 &amp; Skogsstyrelsen, 2016).</w:t>
+        <w:t xml:space="preserve"> (SLU Artdatabanken, 2021; Skogsstyrelsen, 2016).</w:t>
       </w:r>
     </w:p>
     <w:p>
@@ -356,7 +356,7 @@
     <w:r>
       <w:tab/>
       <w:tab/>
-      <w:t>2026-03-10</w:t>
+      <w:t>2026-03-11</w:t>
       <w:br/>
       <w:br/>
     </w:r>

--- a/tillsyn/A 61049-2025 tillsynsbegäran.docx
+++ b/tillsyn/A 61049-2025 tillsynsbegäran.docx
@@ -356,7 +356,7 @@
     <w:r>
       <w:tab/>
       <w:tab/>
-      <w:t>2026-03-11</w:t>
+      <w:t>2026-03-12</w:t>
       <w:br/>
       <w:br/>
     </w:r>

--- a/tillsyn/A 61049-2025 tillsynsbegäran.docx
+++ b/tillsyn/A 61049-2025 tillsynsbegäran.docx
@@ -356,7 +356,7 @@
     <w:r>
       <w:tab/>
       <w:tab/>
-      <w:t>2026-03-12</w:t>
+      <w:t>2026-03-13</w:t>
       <w:br/>
       <w:br/>
     </w:r>

--- a/tillsyn/A 61049-2025 tillsynsbegäran.docx
+++ b/tillsyn/A 61049-2025 tillsynsbegäran.docx
@@ -356,7 +356,7 @@
     <w:r>
       <w:tab/>
       <w:tab/>
-      <w:t>2026-04-14</w:t>
+      <w:t>2026-04-15</w:t>
       <w:br/>
       <w:br/>
     </w:r>

--- a/tillsyn/A 61049-2025 tillsynsbegäran.docx
+++ b/tillsyn/A 61049-2025 tillsynsbegäran.docx
@@ -356,7 +356,7 @@
     <w:r>
       <w:tab/>
       <w:tab/>
-      <w:t>2026-04-15</w:t>
+      <w:t>2026-04-16</w:t>
       <w:br/>
       <w:br/>
     </w:r>

--- a/tillsyn/A 61049-2025 tillsynsbegäran.docx
+++ b/tillsyn/A 61049-2025 tillsynsbegäran.docx
@@ -356,7 +356,7 @@
     <w:r>
       <w:tab/>
       <w:tab/>
-      <w:t>2026-04-16</w:t>
+      <w:t>2026-04-17</w:t>
       <w:br/>
       <w:br/>
     </w:r>

--- a/tillsyn/A 61049-2025 tillsynsbegäran.docx
+++ b/tillsyn/A 61049-2025 tillsynsbegäran.docx
@@ -356,7 +356,7 @@
     <w:r>
       <w:tab/>
       <w:tab/>
-      <w:t>2026-04-17</w:t>
+      <w:t>2026-04-18</w:t>
       <w:br/>
       <w:br/>
     </w:r>

--- a/tillsyn/A 61049-2025 tillsynsbegäran.docx
+++ b/tillsyn/A 61049-2025 tillsynsbegäran.docx
@@ -356,7 +356,7 @@
     <w:r>
       <w:tab/>
       <w:tab/>
-      <w:t>2026-04-18</w:t>
+      <w:t>2026-04-19</w:t>
       <w:br/>
       <w:br/>
     </w:r>

--- a/tillsyn/A 61049-2025 tillsynsbegäran.docx
+++ b/tillsyn/A 61049-2025 tillsynsbegäran.docx
@@ -356,7 +356,7 @@
     <w:r>
       <w:tab/>
       <w:tab/>
-      <w:t>2026-04-19</w:t>
+      <w:t>2026-04-20</w:t>
       <w:br/>
       <w:br/>
     </w:r>

--- a/tillsyn/A 61049-2025 tillsynsbegäran.docx
+++ b/tillsyn/A 61049-2025 tillsynsbegäran.docx
@@ -356,7 +356,7 @@
     <w:r>
       <w:tab/>
       <w:tab/>
-      <w:t>2026-04-20</w:t>
+      <w:t>2026-04-21</w:t>
       <w:br/>
       <w:br/>
     </w:r>

--- a/tillsyn/A 61049-2025 tillsynsbegäran.docx
+++ b/tillsyn/A 61049-2025 tillsynsbegäran.docx
@@ -356,7 +356,7 @@
     <w:r>
       <w:tab/>
       <w:tab/>
-      <w:t>2026-04-21</w:t>
+      <w:t>2026-04-22</w:t>
       <w:br/>
       <w:br/>
     </w:r>

--- a/tillsyn/A 61049-2025 tillsynsbegäran.docx
+++ b/tillsyn/A 61049-2025 tillsynsbegäran.docx
@@ -356,7 +356,7 @@
     <w:r>
       <w:tab/>
       <w:tab/>
-      <w:t>2026-04-22</w:t>
+      <w:t>2026-04-23</w:t>
       <w:br/>
       <w:br/>
     </w:r>

--- a/tillsyn/A 61049-2025 tillsynsbegäran.docx
+++ b/tillsyn/A 61049-2025 tillsynsbegäran.docx
@@ -356,7 +356,7 @@
     <w:r>
       <w:tab/>
       <w:tab/>
-      <w:t>2026-04-23</w:t>
+      <w:t>2026-04-24</w:t>
       <w:br/>
       <w:br/>
     </w:r>

--- a/tillsyn/A 61049-2025 tillsynsbegäran.docx
+++ b/tillsyn/A 61049-2025 tillsynsbegäran.docx
@@ -356,7 +356,7 @@
     <w:r>
       <w:tab/>
       <w:tab/>
-      <w:t>2026-04-24</w:t>
+      <w:t>2026-04-25</w:t>
       <w:br/>
       <w:br/>
     </w:r>

--- a/tillsyn/A 61049-2025 tillsynsbegäran.docx
+++ b/tillsyn/A 61049-2025 tillsynsbegäran.docx
@@ -356,7 +356,7 @@
     <w:r>
       <w:tab/>
       <w:tab/>
-      <w:t>2026-04-25</w:t>
+      <w:t>2026-04-26</w:t>
       <w:br/>
       <w:br/>
     </w:r>

--- a/tillsyn/A 61049-2025 tillsynsbegäran.docx
+++ b/tillsyn/A 61049-2025 tillsynsbegäran.docx
@@ -356,7 +356,7 @@
     <w:r>
       <w:tab/>
       <w:tab/>
-      <w:t>2026-04-26</w:t>
+      <w:t>2026-04-27</w:t>
       <w:br/>
       <w:br/>
     </w:r>

--- a/tillsyn/A 61049-2025 tillsynsbegäran.docx
+++ b/tillsyn/A 61049-2025 tillsynsbegäran.docx
@@ -356,7 +356,7 @@
     <w:r>
       <w:tab/>
       <w:tab/>
-      <w:t>2026-04-27</w:t>
+      <w:t>2026-04-28</w:t>
       <w:br/>
       <w:br/>
     </w:r>

--- a/tillsyn/A 61049-2025 tillsynsbegäran.docx
+++ b/tillsyn/A 61049-2025 tillsynsbegäran.docx
@@ -356,7 +356,7 @@
     <w:r>
       <w:tab/>
       <w:tab/>
-      <w:t>2026-04-28</w:t>
+      <w:t>2026-04-29</w:t>
       <w:br/>
       <w:br/>
     </w:r>

--- a/tillsyn/A 61049-2025 tillsynsbegäran.docx
+++ b/tillsyn/A 61049-2025 tillsynsbegäran.docx
@@ -356,7 +356,7 @@
     <w:r>
       <w:tab/>
       <w:tab/>
-      <w:t>2026-04-29</w:t>
+      <w:t>2026-04-30</w:t>
       <w:br/>
       <w:br/>
     </w:r>

--- a/tillsyn/A 61049-2025 tillsynsbegäran.docx
+++ b/tillsyn/A 61049-2025 tillsynsbegäran.docx
@@ -356,7 +356,7 @@
     <w:r>
       <w:tab/>
       <w:tab/>
-      <w:t>2026-04-30</w:t>
+      <w:t>2026-05-01</w:t>
       <w:br/>
       <w:br/>
     </w:r>

--- a/tillsyn/A 61049-2025 tillsynsbegäran.docx
+++ b/tillsyn/A 61049-2025 tillsynsbegäran.docx
@@ -356,7 +356,7 @@
     <w:r>
       <w:tab/>
       <w:tab/>
-      <w:t>2026-05-01</w:t>
+      <w:t>2026-05-02</w:t>
       <w:br/>
       <w:br/>
     </w:r>

--- a/tillsyn/A 61049-2025 tillsynsbegäran.docx
+++ b/tillsyn/A 61049-2025 tillsynsbegäran.docx
@@ -356,7 +356,7 @@
     <w:r>
       <w:tab/>
       <w:tab/>
-      <w:t>2026-05-02</w:t>
+      <w:t>2026-05-03</w:t>
       <w:br/>
       <w:br/>
     </w:r>

--- a/tillsyn/A 61049-2025 tillsynsbegäran.docx
+++ b/tillsyn/A 61049-2025 tillsynsbegäran.docx
@@ -355,7 +355,7 @@
     <w:r>
       <w:tab/>
       <w:tab/>
-      <w:t>2026-07-13</w:t>
+      <w:t>2026-07-14</w:t>
       <w:br/>
       <w:br/>
     </w:r>

--- a/tillsyn/A 61049-2025 tillsynsbegäran.docx
+++ b/tillsyn/A 61049-2025 tillsynsbegäran.docx
@@ -355,7 +355,7 @@
     <w:r>
       <w:tab/>
       <w:tab/>
-      <w:t>2026-07-14</w:t>
+      <w:t>2026-07-15</w:t>
       <w:br/>
       <w:br/>
     </w:r>

--- a/tillsyn/A 61049-2025 tillsynsbegäran.docx
+++ b/tillsyn/A 61049-2025 tillsynsbegäran.docx
@@ -355,7 +355,7 @@
     <w:r>
       <w:tab/>
       <w:tab/>
-      <w:t>2026-07-15</w:t>
+      <w:t>2026-07-16</w:t>
       <w:br/>
       <w:br/>
     </w:r>

--- a/tillsyn/A 61049-2025 tillsynsbegäran.docx
+++ b/tillsyn/A 61049-2025 tillsynsbegäran.docx
@@ -355,7 +355,7 @@
     <w:r>
       <w:tab/>
       <w:tab/>
-      <w:t>2026-07-16</w:t>
+      <w:t>2026-07-17</w:t>
       <w:br/>
       <w:br/>
     </w:r>

--- a/tillsyn/A 61049-2025 tillsynsbegäran.docx
+++ b/tillsyn/A 61049-2025 tillsynsbegäran.docx
@@ -355,7 +355,7 @@
     <w:r>
       <w:tab/>
       <w:tab/>
-      <w:t>2026-07-17</w:t>
+      <w:t>2026-07-18</w:t>
       <w:br/>
       <w:br/>
     </w:r>

--- a/tillsyn/A 61049-2025 tillsynsbegäran.docx
+++ b/tillsyn/A 61049-2025 tillsynsbegäran.docx
@@ -355,7 +355,7 @@
     <w:r>
       <w:tab/>
       <w:tab/>
-      <w:t>2026-07-18</w:t>
+      <w:t>2026-07-19</w:t>
       <w:br/>
       <w:br/>
     </w:r>

--- a/tillsyn/A 61049-2025 tillsynsbegäran.docx
+++ b/tillsyn/A 61049-2025 tillsynsbegäran.docx
@@ -355,7 +355,7 @@
     <w:r>
       <w:tab/>
       <w:tab/>
-      <w:t>2026-07-19</w:t>
+      <w:t>2026-07-20</w:t>
       <w:br/>
       <w:br/>
     </w:r>

--- a/tillsyn/A 61049-2025 tillsynsbegäran.docx
+++ b/tillsyn/A 61049-2025 tillsynsbegäran.docx
@@ -355,7 +355,7 @@
     <w:r>
       <w:tab/>
       <w:tab/>
-      <w:t>2026-07-20</w:t>
+      <w:t>2026-07-21</w:t>
       <w:br/>
       <w:br/>
     </w:r>

--- a/tillsyn/A 61049-2025 tillsynsbegäran.docx
+++ b/tillsyn/A 61049-2025 tillsynsbegäran.docx
@@ -355,7 +355,7 @@
     <w:r>
       <w:tab/>
       <w:tab/>
-      <w:t>2026-07-21</w:t>
+      <w:t>2026-07-22</w:t>
       <w:br/>
       <w:br/>
     </w:r>

--- a/tillsyn/A 61049-2025 tillsynsbegäran.docx
+++ b/tillsyn/A 61049-2025 tillsynsbegäran.docx
@@ -355,7 +355,7 @@
     <w:r>
       <w:tab/>
       <w:tab/>
-      <w:t>2026-07-22</w:t>
+      <w:t>2026-07-23</w:t>
       <w:br/>
       <w:br/>
     </w:r>

--- a/tillsyn/A 61049-2025 tillsynsbegäran.docx
+++ b/tillsyn/A 61049-2025 tillsynsbegäran.docx
@@ -355,7 +355,7 @@
     <w:r>
       <w:tab/>
       <w:tab/>
-      <w:t>2026-07-23</w:t>
+      <w:t>2026-07-24</w:t>
       <w:br/>
       <w:br/>
     </w:r>

--- a/tillsyn/A 61049-2025 tillsynsbegäran.docx
+++ b/tillsyn/A 61049-2025 tillsynsbegäran.docx
@@ -355,7 +355,7 @@
     <w:r>
       <w:tab/>
       <w:tab/>
-      <w:t>2026-07-24</w:t>
+      <w:t>2026-07-25</w:t>
       <w:br/>
       <w:br/>
     </w:r>

--- a/tillsyn/A 61049-2025 tillsynsbegäran.docx
+++ b/tillsyn/A 61049-2025 tillsynsbegäran.docx
@@ -355,7 +355,7 @@
     <w:r>
       <w:tab/>
       <w:tab/>
-      <w:t>2026-07-25</w:t>
+      <w:t>2026-07-26</w:t>
       <w:br/>
       <w:br/>
     </w:r>

--- a/tillsyn/A 61049-2025 tillsynsbegäran.docx
+++ b/tillsyn/A 61049-2025 tillsynsbegäran.docx
@@ -355,7 +355,7 @@
     <w:r>
       <w:tab/>
       <w:tab/>
-      <w:t>2026-07-26</w:t>
+      <w:t>2026-07-27</w:t>
       <w:br/>
       <w:br/>
     </w:r>

--- a/tillsyn/A 61049-2025 tillsynsbegäran.docx
+++ b/tillsyn/A 61049-2025 tillsynsbegäran.docx
@@ -355,7 +355,7 @@
     <w:r>
       <w:tab/>
       <w:tab/>
-      <w:t>2026-07-27</w:t>
+      <w:t>2026-07-28</w:t>
       <w:br/>
       <w:br/>
     </w:r>

--- a/tillsyn/A 61049-2025 tillsynsbegäran.docx
+++ b/tillsyn/A 61049-2025 tillsynsbegäran.docx
@@ -355,7 +355,7 @@
     <w:r>
       <w:tab/>
       <w:tab/>
-      <w:t>2026-07-28</w:t>
+      <w:t>2026-07-29</w:t>
       <w:br/>
       <w:br/>
     </w:r>

--- a/tillsyn/A 61049-2025 tillsynsbegäran.docx
+++ b/tillsyn/A 61049-2025 tillsynsbegäran.docx
@@ -355,7 +355,7 @@
     <w:r>
       <w:tab/>
       <w:tab/>
-      <w:t>2026-07-29</w:t>
+      <w:t>2026-07-30</w:t>
       <w:br/>
       <w:br/>
     </w:r>

--- a/tillsyn/A 61049-2025 tillsynsbegäran.docx
+++ b/tillsyn/A 61049-2025 tillsynsbegäran.docx
@@ -355,7 +355,7 @@
     <w:r>
       <w:tab/>
       <w:tab/>
-      <w:t>2026-07-30</w:t>
+      <w:t>2026-07-31</w:t>
       <w:br/>
       <w:br/>
     </w:r>

--- a/tillsyn/A 61049-2025 tillsynsbegäran.docx
+++ b/tillsyn/A 61049-2025 tillsynsbegäran.docx
@@ -355,7 +355,7 @@
     <w:r>
       <w:tab/>
       <w:tab/>
-      <w:t>2026-07-31</w:t>
+      <w:t>2026-08-01</w:t>
       <w:br/>
       <w:br/>
     </w:r>

--- a/tillsyn/A 61049-2025 tillsynsbegäran.docx
+++ b/tillsyn/A 61049-2025 tillsynsbegäran.docx
@@ -355,7 +355,7 @@
     <w:r>
       <w:tab/>
       <w:tab/>
-      <w:t>2026-08-01</w:t>
+      <w:t>2026-08-02</w:t>
       <w:br/>
       <w:br/>
     </w:r>

--- a/tillsyn/A 61049-2025 tillsynsbegäran.docx
+++ b/tillsyn/A 61049-2025 tillsynsbegäran.docx
@@ -355,7 +355,7 @@
     <w:r>
       <w:tab/>
       <w:tab/>
-      <w:t>2026-08-02</w:t>
+      <w:t>2026-08-03</w:t>
       <w:br/>
       <w:br/>
     </w:r>

--- a/tillsyn/A 61049-2025 tillsynsbegäran.docx
+++ b/tillsyn/A 61049-2025 tillsynsbegäran.docx
@@ -355,7 +355,7 @@
     <w:r>
       <w:tab/>
       <w:tab/>
-      <w:t>2026-08-03</w:t>
+      <w:t>2026-08-05</w:t>
       <w:br/>
       <w:br/>
     </w:r>

--- a/tillsyn/A 61049-2025 tillsynsbegäran.docx
+++ b/tillsyn/A 61049-2025 tillsynsbegäran.docx
@@ -355,7 +355,7 @@
     <w:r>
       <w:tab/>
       <w:tab/>
-      <w:t>2026-08-05</w:t>
+      <w:t>2026-08-07</w:t>
       <w:br/>
       <w:br/>
     </w:r>

--- a/tillsyn/A 61049-2025 tillsynsbegäran.docx
+++ b/tillsyn/A 61049-2025 tillsynsbegäran.docx
@@ -355,7 +355,7 @@
     <w:r>
       <w:tab/>
       <w:tab/>
-      <w:t>2026-08-07</w:t>
+      <w:t>2026-08-08</w:t>
       <w:br/>
       <w:br/>
     </w:r>

--- a/tillsyn/A 61049-2025 tillsynsbegäran.docx
+++ b/tillsyn/A 61049-2025 tillsynsbegäran.docx
@@ -60,7 +60,7 @@
         <w:spacing w:after="240"/>
       </w:pPr>
       <w:r>
-        <w:t>Figur 1. Fyndplatser för naturvårdsarter i avverkningsanmälan. Markörer utan svart kant är placerade på fyndplatsen. Markörer med svart kant är placerade vid sidan av fyndplatsen har ett svart streck som visar fyndplatsens exakta position. Kartans mittpunktskoordinat är N 6216008, E 399531 i SWEREF 99 TM.</w:t>
+        <w:t>Figur 1. Fyndplatser för naturvårdsarter i avverkningsanmälan. Markörer utan svart kant är placerade på fyndplatsen. Markörer med svart kant är placerade vid sidan av fyndplatsen och har ett svart streck som visar fyndplatsens exakta position. Kartans mittpunktskoordinat är N 6216008, E 399531 i SWEREF 99 TM.</w:t>
       </w:r>
     </w:p>
     <w:p>
@@ -355,7 +355,7 @@
     <w:r>
       <w:tab/>
       <w:tab/>
-      <w:t>2026-08-14</w:t>
+      <w:t>2026-08-15</w:t>
       <w:br/>
       <w:br/>
     </w:r>

--- a/tillsyn/A 61049-2025 tillsynsbegäran.docx
+++ b/tillsyn/A 61049-2025 tillsynsbegäran.docx
@@ -355,7 +355,7 @@
     <w:r>
       <w:tab/>
       <w:tab/>
-      <w:t>2026-08-15</w:t>
+      <w:t>2026-08-16</w:t>
       <w:br/>
       <w:br/>
     </w:r>

--- a/tillsyn/A 61049-2025 tillsynsbegäran.docx
+++ b/tillsyn/A 61049-2025 tillsynsbegäran.docx
@@ -355,7 +355,7 @@
     <w:r>
       <w:tab/>
       <w:tab/>
-      <w:t>2026-08-16</w:t>
+      <w:t>2026-08-17</w:t>
       <w:br/>
       <w:br/>
     </w:r>

--- a/tillsyn/A 61049-2025 tillsynsbegäran.docx
+++ b/tillsyn/A 61049-2025 tillsynsbegäran.docx
@@ -355,7 +355,7 @@
     <w:r>
       <w:tab/>
       <w:tab/>
-      <w:t>2026-08-17</w:t>
+      <w:t>2026-08-18</w:t>
       <w:br/>
       <w:br/>
     </w:r>

--- a/tillsyn/A 61049-2025 tillsynsbegäran.docx
+++ b/tillsyn/A 61049-2025 tillsynsbegäran.docx
@@ -355,7 +355,7 @@
     <w:r>
       <w:tab/>
       <w:tab/>
-      <w:t>2026-08-18</w:t>
+      <w:t>2026-08-19</w:t>
       <w:br/>
       <w:br/>
     </w:r>

--- a/tillsyn/A 61049-2025 tillsynsbegäran.docx
+++ b/tillsyn/A 61049-2025 tillsynsbegäran.docx
@@ -355,7 +355,7 @@
     <w:r>
       <w:tab/>
       <w:tab/>
-      <w:t>2026-08-19</w:t>
+      <w:t>2026-08-20</w:t>
       <w:br/>
       <w:br/>
     </w:r>

--- a/tillsyn/A 61049-2025 tillsynsbegäran.docx
+++ b/tillsyn/A 61049-2025 tillsynsbegäran.docx
@@ -355,7 +355,7 @@
     <w:r>
       <w:tab/>
       <w:tab/>
-      <w:t>2026-08-20</w:t>
+      <w:t>2026-08-21</w:t>
       <w:br/>
       <w:br/>
     </w:r>

--- a/tillsyn/A 61049-2025 tillsynsbegäran.docx
+++ b/tillsyn/A 61049-2025 tillsynsbegäran.docx
@@ -355,7 +355,7 @@
     <w:r>
       <w:tab/>
       <w:tab/>
-      <w:t>2026-08-21</w:t>
+      <w:t>2026-08-22</w:t>
       <w:br/>
       <w:br/>
     </w:r>

--- a/tillsyn/A 61049-2025 tillsynsbegäran.docx
+++ b/tillsyn/A 61049-2025 tillsynsbegäran.docx
@@ -355,7 +355,7 @@
     <w:r>
       <w:tab/>
       <w:tab/>
-      <w:t>2026-08-22</w:t>
+      <w:t>2026-08-23</w:t>
       <w:br/>
       <w:br/>
     </w:r>

--- a/tillsyn/A 61049-2025 tillsynsbegäran.docx
+++ b/tillsyn/A 61049-2025 tillsynsbegäran.docx
@@ -355,7 +355,7 @@
     <w:r>
       <w:tab/>
       <w:tab/>
-      <w:t>2026-08-23</w:t>
+      <w:t>2026-08-24</w:t>
       <w:br/>
       <w:br/>
     </w:r>

--- a/tillsyn/A 61049-2025 tillsynsbegäran.docx
+++ b/tillsyn/A 61049-2025 tillsynsbegäran.docx
@@ -355,7 +355,7 @@
     <w:r>
       <w:tab/>
       <w:tab/>
-      <w:t>2026-08-24</w:t>
+      <w:t>2026-08-25</w:t>
       <w:br/>
       <w:br/>
     </w:r>

--- a/tillsyn/A 61049-2025 tillsynsbegäran.docx
+++ b/tillsyn/A 61049-2025 tillsynsbegäran.docx
@@ -355,7 +355,7 @@
     <w:r>
       <w:tab/>
       <w:tab/>
-      <w:t>2026-08-25</w:t>
+      <w:t>2026-08-26</w:t>
       <w:br/>
       <w:br/>
     </w:r>

--- a/tillsyn/A 61049-2025 tillsynsbegäran.docx
+++ b/tillsyn/A 61049-2025 tillsynsbegäran.docx
@@ -355,7 +355,7 @@
     <w:r>
       <w:tab/>
       <w:tab/>
-      <w:t>2026-08-26</w:t>
+      <w:t>2026-08-27</w:t>
       <w:br/>
       <w:br/>
     </w:r>

--- a/tillsyn/A 61049-2025 tillsynsbegäran.docx
+++ b/tillsyn/A 61049-2025 tillsynsbegäran.docx
@@ -355,7 +355,7 @@
     <w:r>
       <w:tab/>
       <w:tab/>
-      <w:t>2026-08-27</w:t>
+      <w:t>2026-08-28</w:t>
       <w:br/>
       <w:br/>
     </w:r>

--- a/tillsyn/A 61049-2025 tillsynsbegäran.docx
+++ b/tillsyn/A 61049-2025 tillsynsbegäran.docx
@@ -355,7 +355,7 @@
     <w:r>
       <w:tab/>
       <w:tab/>
-      <w:t>2026-08-28</w:t>
+      <w:t>2026-08-29</w:t>
       <w:br/>
       <w:br/>
     </w:r>

--- a/tillsyn/A 61049-2025 tillsynsbegäran.docx
+++ b/tillsyn/A 61049-2025 tillsynsbegäran.docx
@@ -355,7 +355,7 @@
     <w:r>
       <w:tab/>
       <w:tab/>
-      <w:t>2026-08-29</w:t>
+      <w:t>2026-08-31</w:t>
       <w:br/>
       <w:br/>
     </w:r>

--- a/tillsyn/A 61049-2025 tillsynsbegäran.docx
+++ b/tillsyn/A 61049-2025 tillsynsbegäran.docx
@@ -355,7 +355,7 @@
     <w:r>
       <w:tab/>
       <w:tab/>
-      <w:t>2026-08-31</w:t>
+      <w:t>2026-09-01</w:t>
       <w:br/>
       <w:br/>
     </w:r>

--- a/tillsyn/A 61049-2025 tillsynsbegäran.docx
+++ b/tillsyn/A 61049-2025 tillsynsbegäran.docx
@@ -355,7 +355,7 @@
     <w:r>
       <w:tab/>
       <w:tab/>
-      <w:t>2026-09-01</w:t>
+      <w:t>2026-09-02</w:t>
       <w:br/>
       <w:br/>
     </w:r>

--- a/tillsyn/A 61049-2025 tillsynsbegäran.docx
+++ b/tillsyn/A 61049-2025 tillsynsbegäran.docx
@@ -355,7 +355,7 @@
     <w:r>
       <w:tab/>
       <w:tab/>
-      <w:t>2026-09-02</w:t>
+      <w:t>2026-09-03</w:t>
       <w:br/>
       <w:br/>
     </w:r>

--- a/tillsyn/A 61049-2025 tillsynsbegäran.docx
+++ b/tillsyn/A 61049-2025 tillsynsbegäran.docx
@@ -355,7 +355,7 @@
     <w:r>
       <w:tab/>
       <w:tab/>
-      <w:t>2026-09-03</w:t>
+      <w:t>2026-09-04</w:t>
       <w:br/>
       <w:br/>
     </w:r>

--- a/tillsyn/A 61049-2025 tillsynsbegäran.docx
+++ b/tillsyn/A 61049-2025 tillsynsbegäran.docx
@@ -355,7 +355,7 @@
     <w:r>
       <w:tab/>
       <w:tab/>
-      <w:t>2026-09-04</w:t>
+      <w:t>2026-09-05</w:t>
       <w:br/>
       <w:br/>
     </w:r>
